--- a/dashboard/public/starter-pack/FLK_00_Navigation_Guide.docx
+++ b/dashboard/public/starter-pack/FLK_00_Navigation_Guide.docx
@@ -75,7 +75,7 @@
           <w:sz w:val="18"/>
           <w:szCs w:val="18"/>
         </w:rPr>
-        <w:t xml:space="preserve">CapturePilot · 38 files · 10 categories</w:t>
+        <w:t xml:space="preserve">CapturePilot · 58 files · 11 categories</w:t>
       </w:r>
     </w:p>
     <w:p>
@@ -111,7 +111,7 @@
           <w:sz w:val="24"/>
           <w:szCs w:val="24"/>
         </w:rPr>
-        <w:t xml:space="preserve">Everything you need to register, qualify, find, and win your first federal contract. Built by federal-contracting practitioners for small business owners who don't want to spend $10k on a consultant to learn the basics.</w:t>
+        <w:t xml:space="preserve">Everything you need to register, qualify, find, win, and keep your first federal contract. Built by federal-contracting practitioners for small business owners who don't want to spend $10k on a consultant to learn the basics.</w:t>
       </w:r>
     </w:p>
     <w:p>
@@ -129,7 +129,7 @@
           <w:sz w:val="24"/>
           <w:szCs w:val="24"/>
         </w:rPr>
-        <w:t xml:space="preserve">Every file works in the tool you already have — Microsoft Word/Excel, Apple Pages/Numbers, or Google Docs/Sheets. No subscriptions, no logins, no upgrades. Open it, fill it in, use it.</w:t>
+        <w:t xml:space="preserve">58 files across 11 categories — covering the full lifecycle from SAM registration through post-award compliance. Every file works in the tool you already have — Microsoft Word/Excel, Apple Pages/Numbers, or Google Docs/Sheets. No subscriptions, no logins, no upgrades. Open it, fill it in, use it.</w:t>
       </w:r>
     </w:p>
     <w:p>
@@ -166,6 +166,37 @@
           <w:szCs w:val="24"/>
         </w:rPr>
         <w:t xml:space="preserve">Read this guide first (you're doing it). Then work the folders in numbered order — they're ordered the way a real capture cycle runs:</w:t>
+      </w:r>
+    </w:p>
+    <w:p>
+      <w:pPr>
+        <w:spacing w:after="120" w:before="0" w:line="280"/>
+      </w:pPr>
+      <w:r>
+        <w:rPr>
+          <w:rFonts w:ascii="Calibri" w:cs="Calibri" w:eastAsia="Calibri" w:hAnsi="Calibri"/>
+          <w:b/>
+          <w:bCs/>
+          <w:i w:val="false"/>
+          <w:iCs w:val="false"/>
+          <w:color w:val="0f172a"/>
+          <w:sz w:val="24"/>
+          <w:szCs w:val="24"/>
+        </w:rPr>
+        <w:t xml:space="preserve">Start here: open FLK_Field_Manual.pdf</w:t>
+      </w:r>
+      <w:r>
+        <w:rPr>
+          <w:rFonts w:ascii="Calibri" w:cs="Calibri" w:eastAsia="Calibri" w:hAnsi="Calibri"/>
+          <w:b w:val="false"/>
+          <w:bCs w:val="false"/>
+          <w:i w:val="false"/>
+          <w:iCs w:val="false"/>
+          <w:color w:val="0f172a"/>
+          <w:sz w:val="24"/>
+          <w:szCs w:val="24"/>
+        </w:rPr>
+        <w:t xml:space="preserve"> — the 40+ page playbook that ties everything together.</w:t>
       </w:r>
     </w:p>
     <w:p>
@@ -400,6 +431,29 @@
     </w:p>
     <w:p>
       <w:pPr>
+        <w:pStyle w:val="ListParagraph"/>
+        <w:numPr>
+          <w:ilvl w:val="0"/>
+          <w:numId w:val="1"/>
+        </w:numPr>
+        <w:spacing w:after="40" w:before="0" w:line="260"/>
+      </w:pPr>
+      <w:r>
+        <w:rPr>
+          <w:rFonts w:ascii="Calibri" w:cs="Calibri" w:eastAsia="Calibri" w:hAnsi="Calibri"/>
+          <w:b w:val="false"/>
+          <w:bCs w:val="false"/>
+          <w:i w:val="false"/>
+          <w:iCs w:val="false"/>
+          <w:color w:val="0f172a"/>
+          <w:sz w:val="22"/>
+          <w:szCs w:val="22"/>
+        </w:rPr>
+        <w:t xml:space="preserve">Folder 11 → stay compliant and protect the contract after you win</w:t>
+      </w:r>
+    </w:p>
+    <w:p>
+      <w:pPr>
         <w:spacing w:after="200" w:before="0" w:line="280"/>
       </w:pPr>
     </w:p>
@@ -904,7 +958,7 @@
           <w:sz w:val="22"/>
           <w:szCs w:val="22"/>
         </w:rPr>
-        <w:t xml:space="preserve">Six playbooks — one per notice type you'll see on sam.gov.</w:t>
+        <w:t xml:space="preserve">Six playbooks — one per notice type you'll see on sam.gov. Plus two tools for reading RFPs and sharpening your message.</w:t>
       </w:r>
     </w:p>
     <w:p>
@@ -1175,6 +1229,96 @@
           <w:szCs w:val="20"/>
         </w:rPr>
         <w:t xml:space="preserve">How to do market research a contracting officer would respect.</w:t>
+      </w:r>
+    </w:p>
+    <w:p>
+      <w:pPr>
+        <w:spacing w:after="40" w:before="0" w:line="250"/>
+        <w:ind w:left="220"/>
+      </w:pPr>
+      <w:r>
+        <w:rPr>
+          <w:rFonts w:ascii="Consolas" w:cs="Consolas" w:eastAsia="Consolas" w:hAnsi="Consolas"/>
+          <w:b/>
+          <w:bCs/>
+          <w:i w:val="false"/>
+          <w:iCs w:val="false"/>
+          <w:color w:val="047857"/>
+          <w:sz w:val="18"/>
+          <w:szCs w:val="18"/>
+        </w:rPr>
+        <w:t xml:space="preserve">FLK_03_How_to_Read_Section_L_M.pdf</w:t>
+      </w:r>
+      <w:r>
+        <w:rPr>
+          <w:rFonts w:ascii="Calibri" w:cs="Calibri" w:eastAsia="Calibri" w:hAnsi="Calibri"/>
+          <w:b w:val="false"/>
+          <w:bCs w:val="false"/>
+          <w:i w:val="false"/>
+          <w:iCs w:val="false"/>
+          <w:color w:val="0f172a"/>
+          <w:sz w:val="22"/>
+          <w:szCs w:val="22"/>
+        </w:rPr>
+        <w:t xml:space="preserve">  </w:t>
+      </w:r>
+      <w:r>
+        <w:rPr>
+          <w:rFonts w:ascii="Calibri" w:cs="Calibri" w:eastAsia="Calibri" w:hAnsi="Calibri"/>
+          <w:b w:val="false"/>
+          <w:bCs w:val="false"/>
+          <w:i w:val="false"/>
+          <w:iCs w:val="false"/>
+          <w:color w:val="475569"/>
+          <w:sz w:val="20"/>
+          <w:szCs w:val="20"/>
+        </w:rPr>
+        <w:t xml:space="preserve">Decode Section L (instructions) and Section M (evaluation) before you write a word.</w:t>
+      </w:r>
+    </w:p>
+    <w:p>
+      <w:pPr>
+        <w:spacing w:after="40" w:before="0" w:line="250"/>
+        <w:ind w:left="220"/>
+      </w:pPr>
+      <w:r>
+        <w:rPr>
+          <w:rFonts w:ascii="Consolas" w:cs="Consolas" w:eastAsia="Consolas" w:hAnsi="Consolas"/>
+          <w:b/>
+          <w:bCs/>
+          <w:i w:val="false"/>
+          <w:iCs w:val="false"/>
+          <w:color w:val="047857"/>
+          <w:sz w:val="18"/>
+          <w:szCs w:val="18"/>
+        </w:rPr>
+        <w:t xml:space="preserve">FLK_03_Win_Themes_Workbook.xlsx</w:t>
+      </w:r>
+      <w:r>
+        <w:rPr>
+          <w:rFonts w:ascii="Calibri" w:cs="Calibri" w:eastAsia="Calibri" w:hAnsi="Calibri"/>
+          <w:b w:val="false"/>
+          <w:bCs w:val="false"/>
+          <w:i w:val="false"/>
+          <w:iCs w:val="false"/>
+          <w:color w:val="0f172a"/>
+          <w:sz w:val="22"/>
+          <w:szCs w:val="22"/>
+        </w:rPr>
+        <w:t xml:space="preserve">  </w:t>
+      </w:r>
+      <w:r>
+        <w:rPr>
+          <w:rFonts w:ascii="Calibri" w:cs="Calibri" w:eastAsia="Calibri" w:hAnsi="Calibri"/>
+          <w:b w:val="false"/>
+          <w:bCs w:val="false"/>
+          <w:i w:val="false"/>
+          <w:iCs w:val="false"/>
+          <w:color w:val="475569"/>
+          <w:sz w:val="20"/>
+          <w:szCs w:val="20"/>
+        </w:rPr>
+        <w:t xml:space="preserve">Build and score discriminating win themes for every proposal section.</w:t>
       </w:r>
     </w:p>
     <w:p>
@@ -1350,6 +1494,51 @@
     </w:p>
     <w:p>
       <w:pPr>
+        <w:spacing w:after="40" w:before="0" w:line="250"/>
+        <w:ind w:left="220"/>
+      </w:pPr>
+      <w:r>
+        <w:rPr>
+          <w:rFonts w:ascii="Consolas" w:cs="Consolas" w:eastAsia="Consolas" w:hAnsi="Consolas"/>
+          <w:b/>
+          <w:bCs/>
+          <w:i w:val="false"/>
+          <w:iCs w:val="false"/>
+          <w:color w:val="047857"/>
+          <w:sz w:val="18"/>
+          <w:szCs w:val="18"/>
+        </w:rPr>
+        <w:t xml:space="preserve">FLK_04_Bid_Decision_Memo_Template.docx</w:t>
+      </w:r>
+      <w:r>
+        <w:rPr>
+          <w:rFonts w:ascii="Calibri" w:cs="Calibri" w:eastAsia="Calibri" w:hAnsi="Calibri"/>
+          <w:b w:val="false"/>
+          <w:bCs w:val="false"/>
+          <w:i w:val="false"/>
+          <w:iCs w:val="false"/>
+          <w:color w:val="0f172a"/>
+          <w:sz w:val="22"/>
+          <w:szCs w:val="22"/>
+        </w:rPr>
+        <w:t xml:space="preserve">  </w:t>
+      </w:r>
+      <w:r>
+        <w:rPr>
+          <w:rFonts w:ascii="Calibri" w:cs="Calibri" w:eastAsia="Calibri" w:hAnsi="Calibri"/>
+          <w:b w:val="false"/>
+          <w:bCs w:val="false"/>
+          <w:i w:val="false"/>
+          <w:iCs w:val="false"/>
+          <w:color w:val="475569"/>
+          <w:sz w:val="20"/>
+          <w:szCs w:val="20"/>
+        </w:rPr>
+        <w:t xml:space="preserve">One-page memo format to document and sign off on every go/no-go decision.</w:t>
+      </w:r>
+    </w:p>
+    <w:p>
+      <w:pPr>
         <w:spacing w:after="80" w:before="240" w:line="300"/>
       </w:pPr>
       <w:r>
@@ -1566,6 +1755,51 @@
     </w:p>
     <w:p>
       <w:pPr>
+        <w:spacing w:after="40" w:before="0" w:line="250"/>
+        <w:ind w:left="220"/>
+      </w:pPr>
+      <w:r>
+        <w:rPr>
+          <w:rFonts w:ascii="Consolas" w:cs="Consolas" w:eastAsia="Consolas" w:hAnsi="Consolas"/>
+          <w:b/>
+          <w:bCs/>
+          <w:i w:val="false"/>
+          <w:iCs w:val="false"/>
+          <w:color w:val="047857"/>
+          <w:sz w:val="18"/>
+          <w:szCs w:val="18"/>
+        </w:rPr>
+        <w:t xml:space="preserve">FLK_05_SDB_Self_Assessment.xlsx</w:t>
+      </w:r>
+      <w:r>
+        <w:rPr>
+          <w:rFonts w:ascii="Calibri" w:cs="Calibri" w:eastAsia="Calibri" w:hAnsi="Calibri"/>
+          <w:b w:val="false"/>
+          <w:bCs w:val="false"/>
+          <w:i w:val="false"/>
+          <w:iCs w:val="false"/>
+          <w:color w:val="0f172a"/>
+          <w:sz w:val="22"/>
+          <w:szCs w:val="22"/>
+        </w:rPr>
+        <w:t xml:space="preserve">  </w:t>
+      </w:r>
+      <w:r>
+        <w:rPr>
+          <w:rFonts w:ascii="Calibri" w:cs="Calibri" w:eastAsia="Calibri" w:hAnsi="Calibri"/>
+          <w:b w:val="false"/>
+          <w:bCs w:val="false"/>
+          <w:i w:val="false"/>
+          <w:iCs w:val="false"/>
+          <w:color w:val="475569"/>
+          <w:sz w:val="20"/>
+          <w:szCs w:val="20"/>
+        </w:rPr>
+        <w:t xml:space="preserve">SBA Small Disadvantaged Business self-assessment — social disadvantage, economic disadvantage, and ownership tests.</w:t>
+      </w:r>
+    </w:p>
+    <w:p>
+      <w:pPr>
         <w:spacing w:after="80" w:before="240" w:line="300"/>
       </w:pPr>
       <w:r>
@@ -1737,6 +1971,141 @@
     </w:p>
     <w:p>
       <w:pPr>
+        <w:spacing w:after="40" w:before="0" w:line="250"/>
+        <w:ind w:left="220"/>
+      </w:pPr>
+      <w:r>
+        <w:rPr>
+          <w:rFonts w:ascii="Consolas" w:cs="Consolas" w:eastAsia="Consolas" w:hAnsi="Consolas"/>
+          <w:b/>
+          <w:bCs/>
+          <w:i w:val="false"/>
+          <w:iCs w:val="false"/>
+          <w:color w:val="047857"/>
+          <w:sz w:val="18"/>
+          <w:szCs w:val="18"/>
+        </w:rPr>
+        <w:t xml:space="preserve">FLK_06_Sample_Past_Performance_Janitorial.docx</w:t>
+      </w:r>
+      <w:r>
+        <w:rPr>
+          <w:rFonts w:ascii="Calibri" w:cs="Calibri" w:eastAsia="Calibri" w:hAnsi="Calibri"/>
+          <w:b w:val="false"/>
+          <w:bCs w:val="false"/>
+          <w:i w:val="false"/>
+          <w:iCs w:val="false"/>
+          <w:color w:val="0f172a"/>
+          <w:sz w:val="22"/>
+          <w:szCs w:val="22"/>
+        </w:rPr>
+        <w:t xml:space="preserve">  </w:t>
+      </w:r>
+      <w:r>
+        <w:rPr>
+          <w:rFonts w:ascii="Calibri" w:cs="Calibri" w:eastAsia="Calibri" w:hAnsi="Calibri"/>
+          <w:b w:val="false"/>
+          <w:bCs w:val="false"/>
+          <w:i w:val="false"/>
+          <w:iCs w:val="false"/>
+          <w:color w:val="475569"/>
+          <w:sz w:val="20"/>
+          <w:szCs w:val="20"/>
+        </w:rPr>
+        <w:t xml:space="preserve">Filled-in example for a janitorial SDVOSB on a VA medical center custodial contract.</w:t>
+      </w:r>
+    </w:p>
+    <w:p>
+      <w:pPr>
+        <w:spacing w:after="40" w:before="0" w:line="250"/>
+        <w:ind w:left="220"/>
+      </w:pPr>
+      <w:r>
+        <w:rPr>
+          <w:rFonts w:ascii="Consolas" w:cs="Consolas" w:eastAsia="Consolas" w:hAnsi="Consolas"/>
+          <w:b/>
+          <w:bCs/>
+          <w:i w:val="false"/>
+          <w:iCs w:val="false"/>
+          <w:color w:val="047857"/>
+          <w:sz w:val="18"/>
+          <w:szCs w:val="18"/>
+        </w:rPr>
+        <w:t xml:space="preserve">FLK_06_Sample_Past_Performance_IT_Services.docx</w:t>
+      </w:r>
+      <w:r>
+        <w:rPr>
+          <w:rFonts w:ascii="Calibri" w:cs="Calibri" w:eastAsia="Calibri" w:hAnsi="Calibri"/>
+          <w:b w:val="false"/>
+          <w:bCs w:val="false"/>
+          <w:i w:val="false"/>
+          <w:iCs w:val="false"/>
+          <w:color w:val="0f172a"/>
+          <w:sz w:val="22"/>
+          <w:szCs w:val="22"/>
+        </w:rPr>
+        <w:t xml:space="preserve">  </w:t>
+      </w:r>
+      <w:r>
+        <w:rPr>
+          <w:rFonts w:ascii="Calibri" w:cs="Calibri" w:eastAsia="Calibri" w:hAnsi="Calibri"/>
+          <w:b w:val="false"/>
+          <w:bCs w:val="false"/>
+          <w:i w:val="false"/>
+          <w:iCs w:val="false"/>
+          <w:color w:val="475569"/>
+          <w:sz w:val="20"/>
+          <w:szCs w:val="20"/>
+        </w:rPr>
+        <w:t xml:space="preserve">Filled-in example for an IT services firm on a 4-year DoD enterprise modernization contract.</w:t>
+      </w:r>
+    </w:p>
+    <w:p>
+      <w:pPr>
+        <w:spacing w:after="40" w:before="0" w:line="250"/>
+        <w:ind w:left="220"/>
+      </w:pPr>
+      <w:r>
+        <w:rPr>
+          <w:rFonts w:ascii="Consolas" w:cs="Consolas" w:eastAsia="Consolas" w:hAnsi="Consolas"/>
+          <w:b/>
+          <w:bCs/>
+          <w:i w:val="false"/>
+          <w:iCs w:val="false"/>
+          <w:color w:val="047857"/>
+          <w:sz w:val="18"/>
+          <w:szCs w:val="18"/>
+        </w:rPr>
+        <w:t xml:space="preserve">FLK_06_Past_Performance_Reference_Request_Letter.docx</w:t>
+      </w:r>
+      <w:r>
+        <w:rPr>
+          <w:rFonts w:ascii="Calibri" w:cs="Calibri" w:eastAsia="Calibri" w:hAnsi="Calibri"/>
+          <w:b w:val="false"/>
+          <w:bCs w:val="false"/>
+          <w:i w:val="false"/>
+          <w:iCs w:val="false"/>
+          <w:color w:val="0f172a"/>
+          <w:sz w:val="22"/>
+          <w:szCs w:val="22"/>
+        </w:rPr>
+        <w:t xml:space="preserve">  </w:t>
+      </w:r>
+      <w:r>
+        <w:rPr>
+          <w:rFonts w:ascii="Calibri" w:cs="Calibri" w:eastAsia="Calibri" w:hAnsi="Calibri"/>
+          <w:b w:val="false"/>
+          <w:bCs w:val="false"/>
+          <w:i w:val="false"/>
+          <w:iCs w:val="false"/>
+          <w:color w:val="475569"/>
+          <w:sz w:val="20"/>
+          <w:szCs w:val="20"/>
+        </w:rPr>
+        <w:t xml:space="preserve">Letter to send past clients asking them to serve as a reference — with the right framing so they say yes.</w:t>
+      </w:r>
+    </w:p>
+    <w:p>
+      <w:pPr>
         <w:spacing w:after="80" w:before="240" w:line="300"/>
       </w:pPr>
       <w:r>
@@ -1953,6 +2322,96 @@
     </w:p>
     <w:p>
       <w:pPr>
+        <w:spacing w:after="40" w:before="0" w:line="250"/>
+        <w:ind w:left="220"/>
+      </w:pPr>
+      <w:r>
+        <w:rPr>
+          <w:rFonts w:ascii="Consolas" w:cs="Consolas" w:eastAsia="Consolas" w:hAnsi="Consolas"/>
+          <w:b/>
+          <w:bCs/>
+          <w:i w:val="false"/>
+          <w:iCs w:val="false"/>
+          <w:color w:val="047857"/>
+          <w:sz w:val="18"/>
+          <w:szCs w:val="18"/>
+        </w:rPr>
+        <w:t xml:space="preserve">FLK_07_Federal_Events_Calendar_FY2026.pdf</w:t>
+      </w:r>
+      <w:r>
+        <w:rPr>
+          <w:rFonts w:ascii="Calibri" w:cs="Calibri" w:eastAsia="Calibri" w:hAnsi="Calibri"/>
+          <w:b w:val="false"/>
+          <w:bCs w:val="false"/>
+          <w:i w:val="false"/>
+          <w:iCs w:val="false"/>
+          <w:color w:val="0f172a"/>
+          <w:sz w:val="22"/>
+          <w:szCs w:val="22"/>
+        </w:rPr>
+        <w:t xml:space="preserve">  </w:t>
+      </w:r>
+      <w:r>
+        <w:rPr>
+          <w:rFonts w:ascii="Calibri" w:cs="Calibri" w:eastAsia="Calibri" w:hAnsi="Calibri"/>
+          <w:b w:val="false"/>
+          <w:bCs w:val="false"/>
+          <w:i w:val="false"/>
+          <w:iCs w:val="false"/>
+          <w:color w:val="475569"/>
+          <w:sz w:val="20"/>
+          <w:szCs w:val="20"/>
+        </w:rPr>
+        <w:t xml:space="preserve">Key federal contracting events, industry days, and budget milestones for FY2026.</w:t>
+      </w:r>
+    </w:p>
+    <w:p>
+      <w:pPr>
+        <w:spacing w:after="40" w:before="0" w:line="250"/>
+        <w:ind w:left="220"/>
+      </w:pPr>
+      <w:r>
+        <w:rPr>
+          <w:rFonts w:ascii="Consolas" w:cs="Consolas" w:eastAsia="Consolas" w:hAnsi="Consolas"/>
+          <w:b/>
+          <w:bCs/>
+          <w:i w:val="false"/>
+          <w:iCs w:val="false"/>
+          <w:color w:val="047857"/>
+          <w:sz w:val="18"/>
+          <w:szCs w:val="18"/>
+        </w:rPr>
+        <w:t xml:space="preserve">FLK_07_LinkedIn_Profile_Audit.pdf</w:t>
+      </w:r>
+      <w:r>
+        <w:rPr>
+          <w:rFonts w:ascii="Calibri" w:cs="Calibri" w:eastAsia="Calibri" w:hAnsi="Calibri"/>
+          <w:b w:val="false"/>
+          <w:bCs w:val="false"/>
+          <w:i w:val="false"/>
+          <w:iCs w:val="false"/>
+          <w:color w:val="0f172a"/>
+          <w:sz w:val="22"/>
+          <w:szCs w:val="22"/>
+        </w:rPr>
+        <w:t xml:space="preserve">  </w:t>
+      </w:r>
+      <w:r>
+        <w:rPr>
+          <w:rFonts w:ascii="Calibri" w:cs="Calibri" w:eastAsia="Calibri" w:hAnsi="Calibri"/>
+          <w:b w:val="false"/>
+          <w:bCs w:val="false"/>
+          <w:i w:val="false"/>
+          <w:iCs w:val="false"/>
+          <w:color w:val="475569"/>
+          <w:sz w:val="20"/>
+          <w:szCs w:val="20"/>
+        </w:rPr>
+        <w:t xml:space="preserve">20-point audit to make your LinkedIn profile credible to a contracting officer.</w:t>
+      </w:r>
+    </w:p>
+    <w:p>
+      <w:pPr>
         <w:spacing w:after="80" w:before="240" w:line="300"/>
       </w:pPr>
       <w:r>
@@ -2124,6 +2583,141 @@
     </w:p>
     <w:p>
       <w:pPr>
+        <w:spacing w:after="40" w:before="0" w:line="250"/>
+        <w:ind w:left="220"/>
+      </w:pPr>
+      <w:r>
+        <w:rPr>
+          <w:rFonts w:ascii="Consolas" w:cs="Consolas" w:eastAsia="Consolas" w:hAnsi="Consolas"/>
+          <w:b/>
+          <w:bCs/>
+          <w:i w:val="false"/>
+          <w:iCs w:val="false"/>
+          <w:color w:val="047857"/>
+          <w:sz w:val="18"/>
+          <w:szCs w:val="18"/>
+        </w:rPr>
+        <w:t xml:space="preserve">FLK_08_Federal_Labor_Categories_Matrix.xlsx</w:t>
+      </w:r>
+      <w:r>
+        <w:rPr>
+          <w:rFonts w:ascii="Calibri" w:cs="Calibri" w:eastAsia="Calibri" w:hAnsi="Calibri"/>
+          <w:b w:val="false"/>
+          <w:bCs w:val="false"/>
+          <w:i w:val="false"/>
+          <w:iCs w:val="false"/>
+          <w:color w:val="0f172a"/>
+          <w:sz w:val="22"/>
+          <w:szCs w:val="22"/>
+        </w:rPr>
+        <w:t xml:space="preserve">  </w:t>
+      </w:r>
+      <w:r>
+        <w:rPr>
+          <w:rFonts w:ascii="Calibri" w:cs="Calibri" w:eastAsia="Calibri" w:hAnsi="Calibri"/>
+          <w:b w:val="false"/>
+          <w:bCs w:val="false"/>
+          <w:i w:val="false"/>
+          <w:iCs w:val="false"/>
+          <w:color w:val="475569"/>
+          <w:sz w:val="20"/>
+          <w:szCs w:val="20"/>
+        </w:rPr>
+        <w:t xml:space="preserve">40+ labor categories with SCA, OPM, and GSA Schedule rate comparisons.</w:t>
+      </w:r>
+    </w:p>
+    <w:p>
+      <w:pPr>
+        <w:spacing w:after="40" w:before="0" w:line="250"/>
+        <w:ind w:left="220"/>
+      </w:pPr>
+      <w:r>
+        <w:rPr>
+          <w:rFonts w:ascii="Consolas" w:cs="Consolas" w:eastAsia="Consolas" w:hAnsi="Consolas"/>
+          <w:b/>
+          <w:bCs/>
+          <w:i w:val="false"/>
+          <w:iCs w:val="false"/>
+          <w:color w:val="047857"/>
+          <w:sz w:val="18"/>
+          <w:szCs w:val="18"/>
+        </w:rPr>
+        <w:t xml:space="preserve">FLK_08_Sample_Cost_Proposal.xlsx</w:t>
+      </w:r>
+      <w:r>
+        <w:rPr>
+          <w:rFonts w:ascii="Calibri" w:cs="Calibri" w:eastAsia="Calibri" w:hAnsi="Calibri"/>
+          <w:b w:val="false"/>
+          <w:bCs w:val="false"/>
+          <w:i w:val="false"/>
+          <w:iCs w:val="false"/>
+          <w:color w:val="0f172a"/>
+          <w:sz w:val="22"/>
+          <w:szCs w:val="22"/>
+        </w:rPr>
+        <w:t xml:space="preserve">  </w:t>
+      </w:r>
+      <w:r>
+        <w:rPr>
+          <w:rFonts w:ascii="Calibri" w:cs="Calibri" w:eastAsia="Calibri" w:hAnsi="Calibri"/>
+          <w:b w:val="false"/>
+          <w:bCs w:val="false"/>
+          <w:i w:val="false"/>
+          <w:iCs w:val="false"/>
+          <w:color w:val="475569"/>
+          <w:sz w:val="20"/>
+          <w:szCs w:val="20"/>
+        </w:rPr>
+        <w:t xml:space="preserve">Worked example — $750K FFP professional services contract, 24-month base + 2 option years.</w:t>
+      </w:r>
+    </w:p>
+    <w:p>
+      <w:pPr>
+        <w:spacing w:after="40" w:before="0" w:line="250"/>
+        <w:ind w:left="220"/>
+      </w:pPr>
+      <w:r>
+        <w:rPr>
+          <w:rFonts w:ascii="Consolas" w:cs="Consolas" w:eastAsia="Consolas" w:hAnsi="Consolas"/>
+          <w:b/>
+          <w:bCs/>
+          <w:i w:val="false"/>
+          <w:iCs w:val="false"/>
+          <w:color w:val="047857"/>
+          <w:sz w:val="18"/>
+          <w:szCs w:val="18"/>
+        </w:rPr>
+        <w:t xml:space="preserve">FLK_08_Indirect_Rate_Audit_Checklist.pdf</w:t>
+      </w:r>
+      <w:r>
+        <w:rPr>
+          <w:rFonts w:ascii="Calibri" w:cs="Calibri" w:eastAsia="Calibri" w:hAnsi="Calibri"/>
+          <w:b w:val="false"/>
+          <w:bCs w:val="false"/>
+          <w:i w:val="false"/>
+          <w:iCs w:val="false"/>
+          <w:color w:val="0f172a"/>
+          <w:sz w:val="22"/>
+          <w:szCs w:val="22"/>
+        </w:rPr>
+        <w:t xml:space="preserve">  </w:t>
+      </w:r>
+      <w:r>
+        <w:rPr>
+          <w:rFonts w:ascii="Calibri" w:cs="Calibri" w:eastAsia="Calibri" w:hAnsi="Calibri"/>
+          <w:b w:val="false"/>
+          <w:bCs w:val="false"/>
+          <w:i w:val="false"/>
+          <w:iCs w:val="false"/>
+          <w:color w:val="475569"/>
+          <w:sz w:val="20"/>
+          <w:szCs w:val="20"/>
+        </w:rPr>
+        <w:t xml:space="preserve">Pre-audit checklist so your indirect rates survive a DCAA review.</w:t>
+      </w:r>
+    </w:p>
+    <w:p>
+      <w:pPr>
         <w:spacing w:after="80" w:before="240" w:line="300"/>
       </w:pPr>
       <w:r>
@@ -2430,6 +3024,51 @@
     </w:p>
     <w:p>
       <w:pPr>
+        <w:spacing w:after="40" w:before="0" w:line="250"/>
+        <w:ind w:left="220"/>
+      </w:pPr>
+      <w:r>
+        <w:rPr>
+          <w:rFonts w:ascii="Consolas" w:cs="Consolas" w:eastAsia="Consolas" w:hAnsi="Consolas"/>
+          <w:b/>
+          <w:bCs/>
+          <w:i w:val="false"/>
+          <w:iCs w:val="false"/>
+          <w:color w:val="047857"/>
+          <w:sz w:val="18"/>
+          <w:szCs w:val="18"/>
+        </w:rPr>
+        <w:t xml:space="preserve">FLK_09_NDA_Template.docx</w:t>
+      </w:r>
+      <w:r>
+        <w:rPr>
+          <w:rFonts w:ascii="Calibri" w:cs="Calibri" w:eastAsia="Calibri" w:hAnsi="Calibri"/>
+          <w:b w:val="false"/>
+          <w:bCs w:val="false"/>
+          <w:i w:val="false"/>
+          <w:iCs w:val="false"/>
+          <w:color w:val="0f172a"/>
+          <w:sz w:val="22"/>
+          <w:szCs w:val="22"/>
+        </w:rPr>
+        <w:t xml:space="preserve">  </w:t>
+      </w:r>
+      <w:r>
+        <w:rPr>
+          <w:rFonts w:ascii="Calibri" w:cs="Calibri" w:eastAsia="Calibri" w:hAnsi="Calibri"/>
+          <w:b w:val="false"/>
+          <w:bCs w:val="false"/>
+          <w:i w:val="false"/>
+          <w:iCs w:val="false"/>
+          <w:color w:val="475569"/>
+          <w:sz w:val="20"/>
+          <w:szCs w:val="20"/>
+        </w:rPr>
+        <w:t xml:space="preserve">Non-disclosure agreement for teaming conversations and proposal-prep partner discussions.</w:t>
+      </w:r>
+    </w:p>
+    <w:p>
+      <w:pPr>
         <w:spacing w:after="80" w:before="240" w:line="300"/>
       </w:pPr>
       <w:r>
@@ -2507,6 +3146,267 @@
           <w:szCs w:val="20"/>
         </w:rPr>
         <w:t xml:space="preserve">How to book + what to bring + what we'll cover.</w:t>
+      </w:r>
+    </w:p>
+    <w:p>
+      <w:pPr>
+        <w:spacing w:after="80" w:before="240" w:line="300"/>
+      </w:pPr>
+      <w:r>
+        <w:rPr>
+          <w:rFonts w:ascii="Calibri" w:cs="Calibri" w:eastAsia="Calibri" w:hAnsi="Calibri"/>
+          <w:b/>
+          <w:bCs/>
+          <w:i w:val="false"/>
+          <w:iCs w:val="false"/>
+          <w:color w:val="0f172a"/>
+          <w:sz w:val="32"/>
+          <w:szCs w:val="32"/>
+        </w:rPr>
+        <w:t xml:space="preserve">11 · Post-Award Compliance</w:t>
+      </w:r>
+    </w:p>
+    <w:p>
+      <w:pPr>
+        <w:spacing w:after="80" w:before="0" w:line="280"/>
+      </w:pPr>
+      <w:r>
+        <w:rPr>
+          <w:rFonts w:ascii="Calibri" w:cs="Calibri" w:eastAsia="Calibri" w:hAnsi="Calibri"/>
+          <w:b w:val="false"/>
+          <w:bCs w:val="false"/>
+          <w:i w:val="false"/>
+          <w:iCs w:val="false"/>
+          <w:color w:val="475569"/>
+          <w:sz w:val="22"/>
+          <w:szCs w:val="22"/>
+        </w:rPr>
+        <w:t xml:space="preserve">Most small businesses lose their second contract because they bombed CPARS on the first. These 5 tools cover what happens AFTER you win.</w:t>
+      </w:r>
+    </w:p>
+    <w:p>
+      <w:pPr>
+        <w:spacing w:after="40" w:before="0" w:line="250"/>
+        <w:ind w:left="220"/>
+      </w:pPr>
+      <w:r>
+        <w:rPr>
+          <w:rFonts w:ascii="Consolas" w:cs="Consolas" w:eastAsia="Consolas" w:hAnsi="Consolas"/>
+          <w:b/>
+          <w:bCs/>
+          <w:i w:val="false"/>
+          <w:iCs w:val="false"/>
+          <w:color w:val="047857"/>
+          <w:sz w:val="18"/>
+          <w:szCs w:val="18"/>
+        </w:rPr>
+        <w:t xml:space="preserve">FLK_11_CPARS_Past_Performance_Guide.pdf</w:t>
+      </w:r>
+      <w:r>
+        <w:rPr>
+          <w:rFonts w:ascii="Calibri" w:cs="Calibri" w:eastAsia="Calibri" w:hAnsi="Calibri"/>
+          <w:b w:val="false"/>
+          <w:bCs w:val="false"/>
+          <w:i w:val="false"/>
+          <w:iCs w:val="false"/>
+          <w:color w:val="0f172a"/>
+          <w:sz w:val="22"/>
+          <w:szCs w:val="22"/>
+        </w:rPr>
+        <w:t xml:space="preserve">  </w:t>
+      </w:r>
+      <w:r>
+        <w:rPr>
+          <w:rFonts w:ascii="Calibri" w:cs="Calibri" w:eastAsia="Calibri" w:hAnsi="Calibri"/>
+          <w:b w:val="false"/>
+          <w:bCs w:val="false"/>
+          <w:i w:val="false"/>
+          <w:iCs w:val="false"/>
+          <w:color w:val="475569"/>
+          <w:sz w:val="20"/>
+          <w:szCs w:val="20"/>
+        </w:rPr>
+        <w:t xml:space="preserve">How CPARS ratings work, what evaluators look for, and how to manage your record.</w:t>
+      </w:r>
+    </w:p>
+    <w:p>
+      <w:pPr>
+        <w:spacing w:after="40" w:before="0" w:line="250"/>
+        <w:ind w:left="220"/>
+      </w:pPr>
+      <w:r>
+        <w:rPr>
+          <w:rFonts w:ascii="Consolas" w:cs="Consolas" w:eastAsia="Consolas" w:hAnsi="Consolas"/>
+          <w:b/>
+          <w:bCs/>
+          <w:i w:val="false"/>
+          <w:iCs w:val="false"/>
+          <w:color w:val="047857"/>
+          <w:sz w:val="18"/>
+          <w:szCs w:val="18"/>
+        </w:rPr>
+        <w:t xml:space="preserve">FLK_11_DCAA_Accounting_Basics.pdf</w:t>
+      </w:r>
+      <w:r>
+        <w:rPr>
+          <w:rFonts w:ascii="Calibri" w:cs="Calibri" w:eastAsia="Calibri" w:hAnsi="Calibri"/>
+          <w:b w:val="false"/>
+          <w:bCs w:val="false"/>
+          <w:i w:val="false"/>
+          <w:iCs w:val="false"/>
+          <w:color w:val="0f172a"/>
+          <w:sz w:val="22"/>
+          <w:szCs w:val="22"/>
+        </w:rPr>
+        <w:t xml:space="preserve">  </w:t>
+      </w:r>
+      <w:r>
+        <w:rPr>
+          <w:rFonts w:ascii="Calibri" w:cs="Calibri" w:eastAsia="Calibri" w:hAnsi="Calibri"/>
+          <w:b w:val="false"/>
+          <w:bCs w:val="false"/>
+          <w:i w:val="false"/>
+          <w:iCs w:val="false"/>
+          <w:color w:val="475569"/>
+          <w:sz w:val="20"/>
+          <w:szCs w:val="20"/>
+        </w:rPr>
+        <w:t xml:space="preserve">What DCAA auditors actually check and how to keep your accounting system audit-ready.</w:t>
+      </w:r>
+    </w:p>
+    <w:p>
+      <w:pPr>
+        <w:spacing w:after="40" w:before="0" w:line="250"/>
+        <w:ind w:left="220"/>
+      </w:pPr>
+      <w:r>
+        <w:rPr>
+          <w:rFonts w:ascii="Consolas" w:cs="Consolas" w:eastAsia="Consolas" w:hAnsi="Consolas"/>
+          <w:b/>
+          <w:bCs/>
+          <w:i w:val="false"/>
+          <w:iCs w:val="false"/>
+          <w:color w:val="047857"/>
+          <w:sz w:val="18"/>
+          <w:szCs w:val="18"/>
+        </w:rPr>
+        <w:t xml:space="preserve">FLK_11_Quality_Assurance_Plan_Template.docx</w:t>
+      </w:r>
+      <w:r>
+        <w:rPr>
+          <w:rFonts w:ascii="Calibri" w:cs="Calibri" w:eastAsia="Calibri" w:hAnsi="Calibri"/>
+          <w:b w:val="false"/>
+          <w:bCs w:val="false"/>
+          <w:i w:val="false"/>
+          <w:iCs w:val="false"/>
+          <w:color w:val="0f172a"/>
+          <w:sz w:val="22"/>
+          <w:szCs w:val="22"/>
+        </w:rPr>
+        <w:t xml:space="preserve">  </w:t>
+      </w:r>
+      <w:r>
+        <w:rPr>
+          <w:rFonts w:ascii="Calibri" w:cs="Calibri" w:eastAsia="Calibri" w:hAnsi="Calibri"/>
+          <w:b w:val="false"/>
+          <w:bCs w:val="false"/>
+          <w:i w:val="false"/>
+          <w:iCs w:val="false"/>
+          <w:color w:val="475569"/>
+          <w:sz w:val="20"/>
+          <w:szCs w:val="20"/>
+        </w:rPr>
+        <w:t xml:space="preserve">Editable Quality Assurance Surveillance Plan (QASP) covering standards, indicators, corrective action, and inspection checklists.</w:t>
+      </w:r>
+    </w:p>
+    <w:p>
+      <w:pPr>
+        <w:spacing w:after="40" w:before="0" w:line="250"/>
+        <w:ind w:left="220"/>
+      </w:pPr>
+      <w:r>
+        <w:rPr>
+          <w:rFonts w:ascii="Consolas" w:cs="Consolas" w:eastAsia="Consolas" w:hAnsi="Consolas"/>
+          <w:b/>
+          <w:bCs/>
+          <w:i w:val="false"/>
+          <w:iCs w:val="false"/>
+          <w:color w:val="047857"/>
+          <w:sz w:val="18"/>
+          <w:szCs w:val="18"/>
+        </w:rPr>
+        <w:t xml:space="preserve">FLK_11_Subcontracting_Plan_Template.docx</w:t>
+      </w:r>
+      <w:r>
+        <w:rPr>
+          <w:rFonts w:ascii="Calibri" w:cs="Calibri" w:eastAsia="Calibri" w:hAnsi="Calibri"/>
+          <w:b w:val="false"/>
+          <w:bCs w:val="false"/>
+          <w:i w:val="false"/>
+          <w:iCs w:val="false"/>
+          <w:color w:val="0f172a"/>
+          <w:sz w:val="22"/>
+          <w:szCs w:val="22"/>
+        </w:rPr>
+        <w:t xml:space="preserve">  </w:t>
+      </w:r>
+      <w:r>
+        <w:rPr>
+          <w:rFonts w:ascii="Calibri" w:cs="Calibri" w:eastAsia="Calibri" w:hAnsi="Calibri"/>
+          <w:b w:val="false"/>
+          <w:bCs w:val="false"/>
+          <w:i w:val="false"/>
+          <w:iCs w:val="false"/>
+          <w:color w:val="475569"/>
+          <w:sz w:val="20"/>
+          <w:szCs w:val="20"/>
+        </w:rPr>
+        <w:t xml:space="preserve">FAR 19.704-compliant subcontracting plan with goals table, SB outreach, and recordkeeping section.</w:t>
+      </w:r>
+    </w:p>
+    <w:p>
+      <w:pPr>
+        <w:spacing w:after="40" w:before="0" w:line="250"/>
+        <w:ind w:left="220"/>
+      </w:pPr>
+      <w:r>
+        <w:rPr>
+          <w:rFonts w:ascii="Consolas" w:cs="Consolas" w:eastAsia="Consolas" w:hAnsi="Consolas"/>
+          <w:b/>
+          <w:bCs/>
+          <w:i w:val="false"/>
+          <w:iCs w:val="false"/>
+          <w:color w:val="047857"/>
+          <w:sz w:val="18"/>
+          <w:szCs w:val="18"/>
+        </w:rPr>
+        <w:t xml:space="preserve">FLK_11_Contract_Mod_Request_Template.docx</w:t>
+      </w:r>
+      <w:r>
+        <w:rPr>
+          <w:rFonts w:ascii="Calibri" w:cs="Calibri" w:eastAsia="Calibri" w:hAnsi="Calibri"/>
+          <w:b w:val="false"/>
+          <w:bCs w:val="false"/>
+          <w:i w:val="false"/>
+          <w:iCs w:val="false"/>
+          <w:color w:val="0f172a"/>
+          <w:sz w:val="22"/>
+          <w:szCs w:val="22"/>
+        </w:rPr>
+        <w:t xml:space="preserve">  </w:t>
+      </w:r>
+      <w:r>
+        <w:rPr>
+          <w:rFonts w:ascii="Calibri" w:cs="Calibri" w:eastAsia="Calibri" w:hAnsi="Calibri"/>
+          <w:b w:val="false"/>
+          <w:bCs w:val="false"/>
+          <w:i w:val="false"/>
+          <w:iCs w:val="false"/>
+          <w:color w:val="475569"/>
+          <w:sz w:val="20"/>
+          <w:szCs w:val="20"/>
+        </w:rPr>
+        <w:t xml:space="preserve">Template for requesting a contract modification — scope change, period of performance extension, or funding action.</w:t>
       </w:r>
     </w:p>
     <w:p>
